--- a/AWS_FreeTest7BQuiz-Ans_doc_Format.docx
+++ b/AWS_FreeTest7BQuiz-Ans_doc_Format.docx
@@ -431,15 +431,7 @@
         <w:t xml:space="preserve"> </w:t>
       </w:r>
       <w:r>
-        <w:t>as durable as S3 Standard-</w:t>
-      </w:r>
-      <w:proofErr w:type="gramStart"/>
-      <w:r>
-        <w:t>IA</w:t>
-      </w:r>
-      <w:proofErr w:type="gramEnd"/>
-      <w:r>
-        <w:t xml:space="preserve"> </w:t>
+        <w:t xml:space="preserve">as durable as S3 Standard-IA </w:t>
       </w:r>
       <w:r>
         <w:rPr>
@@ -536,7 +528,6 @@
         <w:rPr>
           <w:lang w:val="en-US"/>
         </w:rPr>
-        <w:lastRenderedPageBreak/>
         <w:t xml:space="preserve">D. Use the </w:t>
       </w:r>
       <w:proofErr w:type="spellStart"/>
@@ -1083,7 +1074,6 @@
         <w:rPr>
           <w:lang w:val="en-US"/>
         </w:rPr>
-        <w:lastRenderedPageBreak/>
         <w:t>69</w:t>
       </w:r>
       <w:r>
@@ -1791,7 +1781,6 @@
         <w:rPr>
           <w:lang w:val="en-US"/>
         </w:rPr>
-        <w:lastRenderedPageBreak/>
         <w:t>The company notices that the NLB is not detecting HTTP errors for the application. These errors require a manual restart of the EC2 instances that run the web service. The company needs to improve the application's availability without writing custom scripts or code.</w:t>
       </w:r>
     </w:p>
@@ -2745,7 +2734,6 @@
           <w:b/>
           <w:bCs/>
         </w:rPr>
-        <w:lastRenderedPageBreak/>
         <w:t>Explanation</w:t>
       </w:r>
     </w:p>
@@ -3408,7 +3396,6 @@
           <w:b/>
           <w:bCs/>
         </w:rPr>
-        <w:lastRenderedPageBreak/>
         <w:t xml:space="preserve">B. Deploy a </w:t>
       </w:r>
       <w:r>
@@ -3649,7 +3636,23 @@
           <w:bCs/>
           <w:lang w:val="en-US"/>
         </w:rPr>
-        <w:t>Linux-based bastion</w:t>
+        <w:t xml:space="preserve">Linux-based </w:t>
+      </w:r>
+      <w:r>
+        <w:rPr>
+          <w:b/>
+          <w:bCs/>
+          <w:lang w:val="en-US"/>
+        </w:rPr>
+        <w:t>B</w:t>
+      </w:r>
+      <w:r>
+        <w:rPr>
+          <w:b/>
+          <w:bCs/>
+          <w:lang w:val="en-US"/>
+        </w:rPr>
+        <w:t>astion</w:t>
       </w:r>
       <w:r>
         <w:rPr>
@@ -3725,7 +3728,19 @@
         <w:rPr>
           <w:lang w:val="en-US"/>
         </w:rPr>
-        <w:t xml:space="preserve"> bastion host, </w:t>
+        <w:t xml:space="preserve"> </w:t>
+      </w:r>
+      <w:r>
+        <w:rPr>
+          <w:lang w:val="en-US"/>
+        </w:rPr>
+        <w:t>B</w:t>
+      </w:r>
+      <w:r>
+        <w:rPr>
+          <w:lang w:val="en-US"/>
+        </w:rPr>
+        <w:t xml:space="preserve">astion host, </w:t>
       </w:r>
       <w:r>
         <w:rPr>
@@ -3842,8 +3857,17 @@
       </w:r>
     </w:p>
     <w:p>
-      <w:pPr>
-        <w:ind w:left="720"/>
+      <w:r>
+        <w:t>A: "Replace the current security group of the bastion host with one that only allows inbound access from the application instances."</w:t>
+      </w:r>
+    </w:p>
+    <w:p>
+      <w:r>
+        <w:t>B: "Replace the current security group of the bastion host with one that only allows inbound access from the internal IP range for the company."</w:t>
+      </w:r>
+    </w:p>
+    <w:p>
+      <w:pPr>
         <w:rPr>
           <w:lang w:val="en-US"/>
         </w:rPr>
@@ -3857,7 +3881,6 @@
     </w:p>
     <w:p>
       <w:pPr>
-        <w:ind w:left="720"/>
         <w:rPr>
           <w:lang w:val="en-US"/>
         </w:rPr>
@@ -3869,9 +3892,39 @@
         <w:t xml:space="preserve">D. Replace the current security group of the application instances with one that allows inbound SSH access from only the private IP address of the bastion host. </w:t>
       </w:r>
     </w:p>
-    <w:p>
-      <w:r>
-        <w:t>The correct steps for the solutions architect to take are C and D.</w:t>
+    <w:p/>
+    <w:p>
+      <w:r>
+        <w:t xml:space="preserve">The correct steps for the solutions architect to take are </w:t>
+      </w:r>
+      <w:r>
+        <w:rPr>
+          <w:b/>
+          <w:bCs/>
+          <w:highlight w:val="yellow"/>
+        </w:rPr>
+        <w:t xml:space="preserve">C </w:t>
+      </w:r>
+      <w:r>
+        <w:t>and</w:t>
+      </w:r>
+      <w:r>
+        <w:rPr>
+          <w:b/>
+          <w:bCs/>
+        </w:rPr>
+        <w:t xml:space="preserve"> </w:t>
+      </w:r>
+      <w:r>
+        <w:rPr>
+          <w:b/>
+          <w:bCs/>
+          <w:highlight w:val="yellow"/>
+        </w:rPr>
+        <w:t>D</w:t>
+      </w:r>
+      <w:r>
+        <w:t>.</w:t>
       </w:r>
     </w:p>
     <w:p>
@@ -4004,7 +4057,6 @@
     </w:p>
     <w:p>
       <w:r>
-        <w:lastRenderedPageBreak/>
         <w:t>How to SSH into Private Instances Using a Bastion Host | AWS</w:t>
       </w:r>
     </w:p>
@@ -4283,7 +4335,6 @@
         <w:rPr>
           <w:lang w:val="en-US"/>
         </w:rPr>
-        <w:lastRenderedPageBreak/>
         <w:t xml:space="preserve">Which solution meets these requirements and is the </w:t>
       </w:r>
       <w:r>
@@ -5388,7 +5439,6 @@
           <w:color w:val="DEEAF6" w:themeColor="accent1" w:themeTint="33"/>
           <w:highlight w:val="darkYellow"/>
         </w:rPr>
-        <w:lastRenderedPageBreak/>
         <w:t>AWS Direct Connect</w:t>
       </w:r>
       <w:r>
@@ -6160,7 +6210,6 @@
           <w:b/>
           <w:bCs/>
         </w:rPr>
-        <w:lastRenderedPageBreak/>
         <w:t xml:space="preserve">Kinesis Data Firehose </w:t>
       </w:r>
       <w:r>
@@ -6919,7 +6968,6 @@
     </w:p>
     <w:p>
       <w:r>
-        <w:lastRenderedPageBreak/>
         <w:t>This is the most suitable choice because it directly addresses the company's core concerns about cost optimization and unpredictable traffic.</w:t>
       </w:r>
     </w:p>
@@ -7773,11 +7821,7 @@
         <w:t>underlying EBS snapshots</w:t>
       </w:r>
       <w:r>
-        <w:t xml:space="preserve">. The key policy of the </w:t>
-      </w:r>
-      <w:r>
-        <w:lastRenderedPageBreak/>
-        <w:t xml:space="preserve">customer managed key </w:t>
+        <w:t xml:space="preserve">. The key policy of the customer managed key </w:t>
       </w:r>
       <w:r>
         <w:rPr>
@@ -8434,7 +8478,6 @@
           <w:b/>
           <w:bCs/>
         </w:rPr>
-        <w:lastRenderedPageBreak/>
         <w:t>A and B (Inefficient Scaling Metrics):</w:t>
       </w:r>
       <w:r>
@@ -9306,7 +9349,6 @@
     </w:p>
     <w:p>
       <w:r>
-        <w:lastRenderedPageBreak/>
         <w:t xml:space="preserve">The solution architect should recommend </w:t>
       </w:r>
       <w:r>
@@ -9786,7 +9828,6 @@
         <w:rPr>
           <w:lang w:val="en-US"/>
         </w:rPr>
-        <w:lastRenderedPageBreak/>
         <w:t>86.</w:t>
       </w:r>
       <w:r>
@@ -9922,7 +9963,7 @@
     <w:p>
       <w:r>
         <w:pict w14:anchorId="2084AC43">
-          <v:rect id="_x0000_i1050" style="width:0;height:1.5pt" o:hralign="center" o:hrstd="t" o:hrnoshade="t" o:hr="t" fillcolor="#1b1c1d" stroked="f"/>
+          <v:rect id="_x0000_i1044" style="width:0;height:1.5pt" o:hralign="center" o:hrstd="t" o:hrnoshade="t" o:hr="t" fillcolor="#1b1c1d" stroked="f"/>
         </w:pict>
       </w:r>
     </w:p>
@@ -10207,7 +10248,6 @@
         <w:rPr>
           <w:lang w:val="en-US"/>
         </w:rPr>
-        <w:lastRenderedPageBreak/>
         <w:t xml:space="preserve">Which solution will meet these requirements? </w:t>
       </w:r>
     </w:p>
@@ -10431,7 +10471,7 @@
     <w:p>
       <w:r>
         <w:pict w14:anchorId="3932F320">
-          <v:rect id="_x0000_i1058" style="width:0;height:1.5pt" o:hralign="center" o:hrstd="t" o:hrnoshade="t" o:hr="t" fillcolor="#1b1c1d" stroked="f"/>
+          <v:rect id="_x0000_i1045" style="width:0;height:1.5pt" o:hralign="center" o:hrstd="t" o:hrnoshade="t" o:hr="t" fillcolor="#1b1c1d" stroked="f"/>
         </w:pict>
       </w:r>
     </w:p>
@@ -10897,7 +10937,6 @@
         <w:rPr>
           <w:lang w:val="en-US"/>
         </w:rPr>
-        <w:lastRenderedPageBreak/>
         <w:t xml:space="preserve">Which solution will meet this requirement with the LEAST operational overhead? </w:t>
       </w:r>
     </w:p>
@@ -10971,7 +11010,7 @@
     <w:p>
       <w:r>
         <w:pict w14:anchorId="6B492F9B">
-          <v:rect id="_x0000_i1078" style="width:0;height:1.5pt" o:hralign="center" o:hrstd="t" o:hrnoshade="t" o:hr="t" fillcolor="#1b1c1d" stroked="f"/>
+          <v:rect id="_x0000_i1046" style="width:0;height:1.5pt" o:hralign="center" o:hrstd="t" o:hrnoshade="t" o:hr="t" fillcolor="#1b1c1d" stroked="f"/>
         </w:pict>
       </w:r>
     </w:p>
@@ -11188,7 +11227,7 @@
     <w:p>
       <w:r>
         <w:pict w14:anchorId="08F3F748">
-          <v:rect id="_x0000_i1086" style="width:0;height:1.5pt" o:hralign="center" o:hrstd="t" o:hrnoshade="t" o:hr="t" fillcolor="#1b1c1d" stroked="f"/>
+          <v:rect id="_x0000_i1047" style="width:0;height:1.5pt" o:hralign="center" o:hrstd="t" o:hrnoshade="t" o:hr="t" fillcolor="#1b1c1d" stroked="f"/>
         </w:pict>
       </w:r>
     </w:p>
@@ -11237,7 +11276,6 @@
           <w:b/>
           <w:bCs/>
         </w:rPr>
-        <w:lastRenderedPageBreak/>
         <w:t>C. Create an S3 bucket in the same AWS Region as the EC2 instances:</w:t>
       </w:r>
       <w:r>
@@ -11417,7 +11455,7 @@
     <w:p>
       <w:r>
         <w:pict w14:anchorId="6AA4C0A8">
-          <v:rect id="_x0000_i1094" style="width:0;height:1.5pt" o:hralign="center" o:hrstd="t" o:hrnoshade="t" o:hr="t" fillcolor="#1b1c1d" stroked="f"/>
+          <v:rect id="_x0000_i1048" style="width:0;height:1.5pt" o:hralign="center" o:hrstd="t" o:hrnoshade="t" o:hr="t" fillcolor="#1b1c1d" stroked="f"/>
         </w:pict>
       </w:r>
     </w:p>
@@ -11667,7 +11705,6 @@
     </w:p>
     <w:p>
       <w:r>
-        <w:lastRenderedPageBreak/>
         <w:t>This is considered an anti-pattern in AWS for several critical reasons, directly impacting the "secure access" requirement:</w:t>
       </w:r>
     </w:p>
@@ -12074,7 +12111,6 @@
     </w:p>
     <w:p>
       <w:r>
-        <w:lastRenderedPageBreak/>
         <w:t xml:space="preserve">In conclusion, for applications running on Amazon EC2, using an IAM role is the </w:t>
       </w:r>
       <w:r>
@@ -12398,7 +12434,7 @@
     <w:p>
       <w:r>
         <w:pict w14:anchorId="16CD0E7A">
-          <v:rect id="_x0000_i1102" style="width:0;height:1.5pt" o:hralign="center" o:hrstd="t" o:hrnoshade="t" o:hr="t" fillcolor="#1b1c1d" stroked="f"/>
+          <v:rect id="_x0000_i1049" style="width:0;height:1.5pt" o:hralign="center" o:hrstd="t" o:hrnoshade="t" o:hr="t" fillcolor="#1b1c1d" stroked="f"/>
         </w:pict>
       </w:r>
     </w:p>
@@ -12585,7 +12621,6 @@
         <w:rPr>
           <w:lang w:val="en-US"/>
         </w:rPr>
-        <w:lastRenderedPageBreak/>
         <w:t>----------------------------------------------------------------------------</w:t>
       </w:r>
     </w:p>
@@ -12745,7 +12780,7 @@
     <w:p>
       <w:r>
         <w:pict w14:anchorId="353D8312">
-          <v:rect id="_x0000_i1110" style="width:0;height:1.5pt" o:hralign="center" o:hrstd="t" o:hrnoshade="t" o:hr="t" fillcolor="#1b1c1d" stroked="f"/>
+          <v:rect id="_x0000_i1050" style="width:0;height:1.5pt" o:hralign="center" o:hrstd="t" o:hrnoshade="t" o:hr="t" fillcolor="#1b1c1d" stroked="f"/>
         </w:pict>
       </w:r>
     </w:p>
@@ -12953,14 +12988,7 @@
         <w:rPr>
           <w:lang w:val="en-US"/>
         </w:rPr>
-        <w:t xml:space="preserve">95.An application allows users at a company's headquarters to access product data. The product data is stored in an Amazon RDS MySQL DB instance. The operations team has isolated an application performance </w:t>
-      </w:r>
-      <w:r>
-        <w:rPr>
-          <w:lang w:val="en-US"/>
-        </w:rPr>
-        <w:lastRenderedPageBreak/>
-        <w:t xml:space="preserve">slowdown and wants to separate read traffic from </w:t>
+        <w:t xml:space="preserve">95.An application allows users at a company's headquarters to access product data. The product data is stored in an Amazon RDS MySQL DB instance. The operations team has isolated an application performance slowdown and wants to separate read traffic from </w:t>
       </w:r>
       <w:proofErr w:type="gramStart"/>
       <w:r>
@@ -13075,7 +13103,7 @@
     <w:p>
       <w:r>
         <w:pict w14:anchorId="7AA44DCD">
-          <v:rect id="_x0000_i1118" style="width:0;height:1.5pt" o:hralign="center" o:hrstd="t" o:hrnoshade="t" o:hr="t" fillcolor="#1b1c1d" stroked="f"/>
+          <v:rect id="_x0000_i1051" style="width:0;height:1.5pt" o:hralign="center" o:hrstd="t" o:hrnoshade="t" o:hr="t" fillcolor="#1b1c1d" stroked="f"/>
         </w:pict>
       </w:r>
     </w:p>
@@ -13238,6 +13266,9 @@
     </w:p>
     <w:p>
       <w:r>
+        <w:rPr>
+          <w:noProof/>
+        </w:rPr>
         <w:drawing>
           <wp:inline distT="0" distB="0" distL="0" distR="0" wp14:anchorId="3C3DD1DB" wp14:editId="27B105E3">
             <wp:extent cx="4502150" cy="3552767"/>
@@ -13277,7 +13308,6 @@
     </w:p>
     <w:p>
       <w:r>
-        <w:lastRenderedPageBreak/>
         <w:t xml:space="preserve">What is </w:t>
       </w:r>
       <w:r>
@@ -13649,7 +13679,6 @@
           <w:b/>
           <w:bCs/>
         </w:rPr>
-        <w:lastRenderedPageBreak/>
         <w:t xml:space="preserve">Amazon </w:t>
       </w:r>
       <w:proofErr w:type="spellStart"/>
@@ -13701,7 +13730,7 @@
     <w:p>
       <w:r>
         <w:pict w14:anchorId="227246BF">
-          <v:rect id="_x0000_i1126" style="width:0;height:1.5pt" o:hralign="center" o:hrstd="t" o:hrnoshade="t" o:hr="t" fillcolor="#1b1c1d" stroked="f"/>
+          <v:rect id="_x0000_i1052" style="width:0;height:1.5pt" o:hralign="center" o:hrstd="t" o:hrnoshade="t" o:hr="t" fillcolor="#1b1c1d" stroked="f"/>
         </w:pict>
       </w:r>
     </w:p>
@@ -14053,7 +14082,7 @@
     <w:p>
       <w:r>
         <w:pict w14:anchorId="4E293A64">
-          <v:rect id="_x0000_i1134" style="width:0;height:1.5pt" o:hralign="center" o:hrstd="t" o:hrnoshade="t" o:hr="t" fillcolor="#1b1c1d" stroked="f"/>
+          <v:rect id="_x0000_i1053" style="width:0;height:1.5pt" o:hralign="center" o:hrstd="t" o:hrnoshade="t" o:hr="t" fillcolor="#1b1c1d" stroked="f"/>
         </w:pict>
       </w:r>
     </w:p>
@@ -14102,7 +14131,6 @@
           <w:b/>
           <w:bCs/>
         </w:rPr>
-        <w:lastRenderedPageBreak/>
         <w:t>B. Custom Lambda function with a library</w:t>
       </w:r>
       <w:r>
@@ -14354,7 +14382,7 @@
     <w:p>
       <w:r>
         <w:pict w14:anchorId="47B83FAD">
-          <v:rect id="_x0000_i1154" style="width:0;height:1.5pt" o:hralign="center" o:hrstd="t" o:hrnoshade="t" o:hr="t" fillcolor="#1b1c1d" stroked="f"/>
+          <v:rect id="_x0000_i1054" style="width:0;height:1.5pt" o:hralign="center" o:hrstd="t" o:hrnoshade="t" o:hr="t" fillcolor="#1b1c1d" stroked="f"/>
         </w:pict>
       </w:r>
     </w:p>
@@ -14513,7 +14541,7 @@
     <w:p>
       <w:r>
         <w:pict w14:anchorId="026FA20C">
-          <v:rect id="_x0000_i1155" style="width:0;height:1.5pt" o:hralign="center" o:hrstd="t" o:hrnoshade="t" o:hr="t" fillcolor="#1b1c1d" stroked="f"/>
+          <v:rect id="_x0000_i1055" style="width:0;height:1.5pt" o:hralign="center" o:hrstd="t" o:hrnoshade="t" o:hr="t" fillcolor="#1b1c1d" stroked="f"/>
         </w:pict>
       </w:r>
     </w:p>
@@ -14633,7 +14661,6 @@
           <w:b/>
           <w:bCs/>
         </w:rPr>
-        <w:lastRenderedPageBreak/>
         <w:t>Cost:</w:t>
       </w:r>
       <w:r>
@@ -14649,7 +14676,7 @@
     <w:p>
       <w:r>
         <w:pict w14:anchorId="0FA863CE">
-          <v:rect id="_x0000_i1156" style="width:0;height:1.5pt" o:hralign="center" o:hrstd="t" o:hrnoshade="t" o:hr="t" fillcolor="#1b1c1d" stroked="f"/>
+          <v:rect id="_x0000_i1056" style="width:0;height:1.5pt" o:hralign="center" o:hrstd="t" o:hrnoshade="t" o:hr="t" fillcolor="#1b1c1d" stroked="f"/>
         </w:pict>
       </w:r>
     </w:p>
@@ -15353,7 +15380,7 @@
     <w:p>
       <w:r>
         <w:pict w14:anchorId="0D141803">
-          <v:rect id="_x0000_i1166" style="width:0;height:1.5pt" o:hralign="center" o:hrstd="t" o:hrnoshade="t" o:hr="t" fillcolor="#1b1c1d" stroked="f"/>
+          <v:rect id="_x0000_i1057" style="width:0;height:1.5pt" o:hralign="center" o:hrstd="t" o:hrnoshade="t" o:hr="t" fillcolor="#1b1c1d" stroked="f"/>
         </w:pict>
       </w:r>
     </w:p>
@@ -15402,7 +15429,6 @@
           <w:b/>
           <w:bCs/>
         </w:rPr>
-        <w:lastRenderedPageBreak/>
         <w:t xml:space="preserve">C. Create a second </w:t>
       </w:r>
       <w:r>
@@ -15915,7 +15941,7 @@
     <w:p>
       <w:r>
         <w:pict w14:anchorId="5F50C993">
-          <v:rect id="_x0000_i1174" style="width:0;height:1.5pt" o:hralign="center" o:hrstd="t" o:hrnoshade="t" o:hr="t" fillcolor="#1b1c1d" stroked="f"/>
+          <v:rect id="_x0000_i1058" style="width:0;height:1.5pt" o:hralign="center" o:hrstd="t" o:hrnoshade="t" o:hr="t" fillcolor="#1b1c1d" stroked="f"/>
         </w:pict>
       </w:r>
     </w:p>
@@ -16167,7 +16193,6 @@
     </w:p>
     <w:p>
       <w:r>
-        <w:lastRenderedPageBreak/>
         <w:t>Here's why this is the most effective and efficient solution:</w:t>
       </w:r>
     </w:p>
@@ -16274,7 +16299,7 @@
     <w:p>
       <w:r>
         <w:pict w14:anchorId="30E6248D">
-          <v:rect id="_x0000_i1182" style="width:0;height:1.5pt" o:hralign="center" o:hrstd="t" o:hrnoshade="t" o:hr="t" fillcolor="#1b1c1d" stroked="f"/>
+          <v:rect id="_x0000_i1059" style="width:0;height:1.5pt" o:hralign="center" o:hrstd="t" o:hrnoshade="t" o:hr="t" fillcolor="#1b1c1d" stroked="f"/>
         </w:pict>
       </w:r>
     </w:p>
@@ -16662,7 +16687,7 @@
     <w:p>
       <w:r>
         <w:pict w14:anchorId="0E7D4943">
-          <v:rect id="_x0000_i1190" style="width:0;height:1.5pt" o:hralign="center" o:hrstd="t" o:hrnoshade="t" o:hr="t" fillcolor="#1b1c1d" stroked="f"/>
+          <v:rect id="_x0000_i1060" style="width:0;height:1.5pt" o:hralign="center" o:hrstd="t" o:hrnoshade="t" o:hr="t" fillcolor="#1b1c1d" stroked="f"/>
         </w:pict>
       </w:r>
     </w:p>
@@ -16784,7 +16809,6 @@
           <w:b/>
           <w:bCs/>
         </w:rPr>
-        <w:lastRenderedPageBreak/>
         <w:t>D. Use an AWS Lambda function to automatically add attacker IP addresses to VPC network ACLs.</w:t>
       </w:r>
       <w:r>
@@ -17126,7 +17150,7 @@
     <w:p>
       <w:r>
         <w:pict w14:anchorId="49785ED2">
-          <v:rect id="_x0000_i1198" style="width:0;height:1.5pt" o:hralign="center" o:hrstd="t" o:hrnoshade="t" o:hr="t" fillcolor="#1b1c1d" stroked="f"/>
+          <v:rect id="_x0000_i1061" style="width:0;height:1.5pt" o:hralign="center" o:hrstd="t" o:hrnoshade="t" o:hr="t" fillcolor="#1b1c1d" stroked="f"/>
         </w:pict>
       </w:r>
     </w:p>
@@ -17751,7 +17775,6 @@
           <w:sz w:val="20"/>
           <w:szCs w:val="20"/>
         </w:rPr>
-        <w:lastRenderedPageBreak/>
         <w:t>For an execution role, the actions would be permissions the function needs to access other AWS services, such as:</w:t>
       </w:r>
     </w:p>
@@ -18536,7 +18559,7 @@
     <w:p>
       <w:r>
         <w:pict w14:anchorId="47D7F591">
-          <v:rect id="_x0000_i1206" style="width:0;height:1.5pt" o:hralign="center" o:hrstd="t" o:hrnoshade="t" o:hr="t" fillcolor="#1b1c1d" stroked="f"/>
+          <v:rect id="_x0000_i1062" style="width:0;height:1.5pt" o:hralign="center" o:hrstd="t" o:hrnoshade="t" o:hr="t" fillcolor="#1b1c1d" stroked="f"/>
         </w:pict>
       </w:r>
     </w:p>
@@ -18593,7 +18616,6 @@
           <w:b/>
           <w:bCs/>
         </w:rPr>
-        <w:lastRenderedPageBreak/>
         <w:t xml:space="preserve">B. Server-side encryption </w:t>
       </w:r>
       <w:r>
@@ -18942,7 +18964,7 @@
     <w:p>
       <w:r>
         <w:pict w14:anchorId="4C7DB2AC">
-          <v:rect id="_x0000_i1214" style="width:0;height:1.5pt" o:hralign="center" o:hrstd="t" o:hrnoshade="t" o:hr="t" fillcolor="#1b1c1d" stroked="f"/>
+          <v:rect id="_x0000_i1063" style="width:0;height:1.5pt" o:hralign="center" o:hrstd="t" o:hrnoshade="t" o:hr="t" fillcolor="#1b1c1d" stroked="f"/>
         </w:pict>
       </w:r>
     </w:p>
@@ -19343,7 +19365,6 @@
         <w:rPr>
           <w:lang w:val="en-US"/>
         </w:rPr>
-        <w:lastRenderedPageBreak/>
         <w:t xml:space="preserve">Which design should </w:t>
       </w:r>
       <w:proofErr w:type="gramStart"/>
@@ -19531,7 +19552,7 @@
     <w:p>
       <w:r>
         <w:pict w14:anchorId="49535E41">
-          <v:rect id="_x0000_i1222" style="width:0;height:1.5pt" o:hralign="center" o:hrstd="t" o:hrnoshade="t" o:hr="t" fillcolor="#1b1c1d" stroked="f"/>
+          <v:rect id="_x0000_i1064" style="width:0;height:1.5pt" o:hralign="center" o:hrstd="t" o:hrnoshade="t" o:hr="t" fillcolor="#1b1c1d" stroked="f"/>
         </w:pict>
       </w:r>
     </w:p>
@@ -19873,7 +19894,6 @@
         <w:rPr>
           <w:lang w:val="en-US"/>
         </w:rPr>
-        <w:lastRenderedPageBreak/>
         <w:t>The company needs to reduce coupling within the application and improve website performance. A solutions architect must design the most operationally efficient process for image uploads.</w:t>
       </w:r>
     </w:p>
@@ -20188,7 +20208,7 @@
     <w:p>
       <w:r>
         <w:pict w14:anchorId="2D9074AF">
-          <v:rect id="_x0000_i1230" style="width:0;height:1.5pt" o:hralign="center" o:hrstd="t" o:hrnoshade="t" o:hr="t" fillcolor="#1b1c1d" stroked="f"/>
+          <v:rect id="_x0000_i1065" style="width:0;height:1.5pt" o:hralign="center" o:hrstd="t" o:hrnoshade="t" o:hr="t" fillcolor="#1b1c1d" stroked="f"/>
         </w:pict>
       </w:r>
     </w:p>
@@ -20352,7 +20372,6 @@
           <w:b/>
           <w:bCs/>
         </w:rPr>
-        <w:lastRenderedPageBreak/>
         <w:t xml:space="preserve">Amazon MQ </w:t>
       </w:r>
       <w:r>
@@ -20446,7 +20465,7 @@
     <w:p>
       <w:r>
         <w:pict w14:anchorId="521A7E91">
-          <v:rect id="_x0000_i1238" style="width:0;height:1.5pt" o:hralign="center" o:hrstd="t" o:hrnoshade="t" o:hr="t" fillcolor="#1b1c1d" stroked="f"/>
+          <v:rect id="_x0000_i1066" style="width:0;height:1.5pt" o:hralign="center" o:hrstd="t" o:hrnoshade="t" o:hr="t" fillcolor="#1b1c1d" stroked="f"/>
         </w:pict>
       </w:r>
     </w:p>
@@ -20686,9 +20705,8 @@
     </w:p>
     <w:p>
       <w:r>
-        <w:lastRenderedPageBreak/>
         <w:pict w14:anchorId="30D6990E">
-          <v:rect id="_x0000_i1246" style="width:0;height:1.5pt" o:hralign="center" o:hrstd="t" o:hrnoshade="t" o:hr="t" fillcolor="#1b1c1d" stroked="f"/>
+          <v:rect id="_x0000_i1067" style="width:0;height:1.5pt" o:hralign="center" o:hrstd="t" o:hrnoshade="t" o:hr="t" fillcolor="#1b1c1d" stroked="f"/>
         </w:pict>
       </w:r>
     </w:p>
@@ -20959,7 +20977,7 @@
     <w:p>
       <w:r>
         <w:pict w14:anchorId="2C93BDEC">
-          <v:rect id="_x0000_i1254" style="width:0;height:1.5pt" o:hralign="center" o:hrstd="t" o:hrnoshade="t" o:hr="t" fillcolor="#1b1c1d" stroked="f"/>
+          <v:rect id="_x0000_i1068" style="width:0;height:1.5pt" o:hralign="center" o:hrstd="t" o:hrnoshade="t" o:hr="t" fillcolor="#1b1c1d" stroked="f"/>
         </w:pict>
       </w:r>
     </w:p>
@@ -21040,34 +21058,10 @@
           <w:b/>
           <w:bCs/>
         </w:rPr>
-        <w:t xml:space="preserve">B. Order an AWS </w:t>
-      </w:r>
-      <w:proofErr w:type="spellStart"/>
-      <w:r>
-        <w:rPr>
-          <w:b/>
-          <w:bCs/>
-        </w:rPr>
-        <w:t>Snowcone</w:t>
-      </w:r>
-      <w:proofErr w:type="spellEnd"/>
-      <w:r>
-        <w:rPr>
-          <w:b/>
-          <w:bCs/>
-        </w:rPr>
-        <w:t xml:space="preserve"> device to move the data. Deploy the transformation application to the device.</w:t>
-      </w:r>
-      <w:r>
-        <w:t xml:space="preserve"> An AWS </w:t>
-      </w:r>
-      <w:proofErr w:type="spellStart"/>
-      <w:r>
-        <w:t>Snowcone</w:t>
-      </w:r>
-      <w:proofErr w:type="spellEnd"/>
-      <w:r>
-        <w:t xml:space="preserve"> device is designed for transfers up to 8 TB, which is not large enough for 50 TB of data.</w:t>
+        <w:t>B. Order an AWS Snowcone device to move the data. Deploy the transformation application to the device.</w:t>
+      </w:r>
+      <w:r>
+        <w:t xml:space="preserve"> An AWS Snowcone device is designed for transfers up to 8 TB, which is not large enough for 50 TB of data.</w:t>
       </w:r>
     </w:p>
     <w:p>
@@ -21085,11 +21079,7 @@
         <w:t>D. Order an AWS Snowball Edge Storage Optimized device that includes Amazon EC2 compute. Copy the data to the device. Create a new EC2 instance on AWS to run the transformation application.</w:t>
       </w:r>
       <w:r>
-        <w:t xml:space="preserve"> While this solution meets the data transfer and bandwidth requirements, it introduces more operational overhead. Using an Amazon EC2 instance requires the company to manage the </w:t>
-      </w:r>
-      <w:r>
-        <w:lastRenderedPageBreak/>
-        <w:t>server, including patching, maintenance, and scaling, which is less efficient than using the serverless AWS Glue service.</w:t>
+        <w:t xml:space="preserve"> While this solution meets the data transfer and bandwidth requirements, it introduces more operational overhead. Using an Amazon EC2 instance requires the company to manage the server, including patching, maintenance, and scaling, which is less efficient than using the serverless AWS Glue service.</w:t>
       </w:r>
     </w:p>
     <w:p>
@@ -21239,7 +21229,7 @@
     <w:p>
       <w:r>
         <w:pict w14:anchorId="2D5DE617">
-          <v:rect id="_x0000_i1262" style="width:0;height:1.5pt" o:hralign="center" o:hrstd="t" o:hrnoshade="t" o:hr="t" fillcolor="#1b1c1d" stroked="f"/>
+          <v:rect id="_x0000_i1069" style="width:0;height:1.5pt" o:hralign="center" o:hrstd="t" o:hrnoshade="t" o:hr="t" fillcolor="#1b1c1d" stroked="f"/>
         </w:pict>
       </w:r>
     </w:p>
@@ -21355,7 +21345,6 @@
         <w:rPr>
           <w:lang w:val="en-US"/>
         </w:rPr>
-        <w:lastRenderedPageBreak/>
         <w:t>A new requirement mandates that the network traffic for file transfers take a private route and not be sent over the internet.</w:t>
       </w:r>
     </w:p>
@@ -21529,7 +21518,7 @@
     <w:p>
       <w:r>
         <w:pict w14:anchorId="116CB4E8">
-          <v:rect id="_x0000_i1270" style="width:0;height:1.5pt" o:hralign="center" o:hrstd="t" o:hrnoshade="t" o:hr="t" fillcolor="#1b1c1d" stroked="f"/>
+          <v:rect id="_x0000_i1070" style="width:0;height:1.5pt" o:hralign="center" o:hrstd="t" o:hrnoshade="t" o:hr="t" fillcolor="#1b1c1d" stroked="f"/>
         </w:pict>
       </w:r>
     </w:p>
@@ -21948,7 +21937,7 @@
     <w:p>
       <w:r>
         <w:pict w14:anchorId="6DF7D844">
-          <v:rect id="_x0000_i1284" style="width:0;height:1.5pt" o:hralign="center" o:hrstd="t" o:hrnoshade="t" o:hr="t" fillcolor="#1b1c1d" stroked="f"/>
+          <v:rect id="_x0000_i1071" style="width:0;height:1.5pt" o:hralign="center" o:hrstd="t" o:hrnoshade="t" o:hr="t" fillcolor="#1b1c1d" stroked="f"/>
         </w:pict>
       </w:r>
     </w:p>
@@ -22012,7 +22001,6 @@
           <w:b/>
           <w:bCs/>
         </w:rPr>
-        <w:lastRenderedPageBreak/>
         <w:t>High Scalability:</w:t>
       </w:r>
       <w:r>
@@ -22022,7 +22010,7 @@
     <w:p>
       <w:r>
         <w:pict w14:anchorId="583093D9">
-          <v:rect id="_x0000_i1285" style="width:0;height:1.5pt" o:hralign="center" o:hrstd="t" o:hrnoshade="t" o:hr="t" fillcolor="#1b1c1d" stroked="f"/>
+          <v:rect id="_x0000_i1072" style="width:0;height:1.5pt" o:hralign="center" o:hrstd="t" o:hrnoshade="t" o:hr="t" fillcolor="#1b1c1d" stroked="f"/>
         </w:pict>
       </w:r>
     </w:p>
@@ -22238,7 +22226,7 @@
     <w:p>
       <w:r>
         <w:pict w14:anchorId="655F84DA">
-          <v:rect id="_x0000_i1294" style="width:0;height:1.5pt" o:hralign="center" o:hrstd="t" o:hrnoshade="t" o:hr="t" fillcolor="#1b1c1d" stroked="f"/>
+          <v:rect id="_x0000_i1073" style="width:0;height:1.5pt" o:hralign="center" o:hrstd="t" o:hrnoshade="t" o:hr="t" fillcolor="#1b1c1d" stroked="f"/>
         </w:pict>
       </w:r>
     </w:p>
@@ -22353,7 +22341,6 @@
     </w:p>
     <w:p>
       <w:r>
-        <w:lastRenderedPageBreak/>
         <w:t xml:space="preserve">For a more detailed walkthrough on setting up this kind of integration, watch this video. Stream AWS </w:t>
       </w:r>
       <w:proofErr w:type="spellStart"/>
@@ -22583,7 +22570,7 @@
     <w:p>
       <w:r>
         <w:pict w14:anchorId="140DA61F">
-          <v:rect id="_x0000_i1302" style="width:0;height:1.5pt" o:hralign="center" o:hrstd="t" o:hrnoshade="t" o:hr="t" fillcolor="#1b1c1d" stroked="f"/>
+          <v:rect id="_x0000_i1074" style="width:0;height:1.5pt" o:hralign="center" o:hrstd="t" o:hrnoshade="t" o:hr="t" fillcolor="#1b1c1d" stroked="f"/>
         </w:pict>
       </w:r>
     </w:p>
@@ -22855,7 +22842,6 @@
         <w:rPr>
           <w:lang w:val="en-US"/>
         </w:rPr>
-        <w:lastRenderedPageBreak/>
         <w:t xml:space="preserve">Which solution will meet these requirements with the LEAST amount of administrative effort? </w:t>
       </w:r>
     </w:p>
@@ -23134,7 +23120,7 @@
     <w:p>
       <w:r>
         <w:pict w14:anchorId="13248EB2">
-          <v:rect id="_x0000_i1310" style="width:0;height:1.5pt" o:hralign="center" o:hrstd="t" o:hrnoshade="t" o:hr="t" fillcolor="#1b1c1d" stroked="f"/>
+          <v:rect id="_x0000_i1075" style="width:0;height:1.5pt" o:hralign="center" o:hrstd="t" o:hrnoshade="t" o:hr="t" fillcolor="#1b1c1d" stroked="f"/>
         </w:pict>
       </w:r>
     </w:p>
@@ -23731,7 +23717,6 @@
     </w:p>
     <w:p>
       <w:r>
-        <w:lastRenderedPageBreak/>
         <w:t xml:space="preserve">This solution is </w:t>
       </w:r>
       <w:r>
@@ -24069,7 +24054,7 @@
     <w:p>
       <w:r>
         <w:pict w14:anchorId="7A6E67C9">
-          <v:rect id="_x0000_i1323" style="width:0;height:1.5pt" o:hralign="center" o:hrstd="t" o:hr="t" fillcolor="#a0a0a0" stroked="f"/>
+          <v:rect id="_x0000_i1076" style="width:0;height:1.5pt" o:hralign="center" o:hrstd="t" o:hr="t" fillcolor="#a0a0a0" stroked="f"/>
         </w:pict>
       </w:r>
     </w:p>
@@ -24160,10 +24145,7 @@
         <w:t>NOT</w:t>
       </w:r>
       <w:r>
-        <w:t xml:space="preserve"> </w:t>
-      </w:r>
-      <w:r>
-        <w:t xml:space="preserve">a suitable service </w:t>
+        <w:t xml:space="preserve"> a suitable service </w:t>
       </w:r>
       <w:r>
         <w:rPr>
@@ -24514,7 +24496,6 @@
           <w:b/>
           <w:bCs/>
         </w:rPr>
-        <w:lastRenderedPageBreak/>
         <w:t>Restore the encrypted snapshot</w:t>
       </w:r>
       <w:r>
@@ -24581,7 +24562,7 @@
     <w:p>
       <w:r>
         <w:pict w14:anchorId="23B17DFB">
-          <v:rect id="_x0000_i1333" style="width:0;height:1.5pt" o:hralign="center" o:hrstd="t" o:hrnoshade="t" o:hr="t" fillcolor="#1b1c1d" stroked="f"/>
+          <v:rect id="_x0000_i1077" style="width:0;height:1.5pt" o:hralign="center" o:hrstd="t" o:hrnoshade="t" o:hr="t" fillcolor="#1b1c1d" stroked="f"/>
         </w:pict>
       </w:r>
     </w:p>
@@ -25139,7 +25120,7 @@
     <w:p>
       <w:r>
         <w:pict w14:anchorId="48E2BA3F">
-          <v:rect id="_x0000_i1341" style="width:0;height:1.5pt" o:hralign="center" o:hrstd="t" o:hrnoshade="t" o:hr="t" fillcolor="#1b1c1d" stroked="f"/>
+          <v:rect id="_x0000_i1078" style="width:0;height:1.5pt" o:hralign="center" o:hrstd="t" o:hrnoshade="t" o:hr="t" fillcolor="#1b1c1d" stroked="f"/>
         </w:pict>
       </w:r>
     </w:p>
@@ -25366,11 +25347,7 @@
         <w:t xml:space="preserve"> users who have access permissions to protect the encryption keys.</w:t>
       </w:r>
       <w:r>
-        <w:t xml:space="preserve"> IAM policies are used to control access permissions to AWS resources, including KMS </w:t>
-      </w:r>
-      <w:r>
-        <w:lastRenderedPageBreak/>
-        <w:t xml:space="preserve">keys. While this is a critical security step, it is a component of a key management strategy, not the entire infrastructure itself. You would use IAM policies </w:t>
+        <w:t xml:space="preserve"> IAM policies are used to control access permissions to AWS resources, including KMS keys. While this is a critical security step, it is a component of a key management strategy, not the entire infrastructure itself. You would use IAM policies </w:t>
       </w:r>
       <w:r>
         <w:rPr>
@@ -25656,7 +25633,7 @@
     <w:p>
       <w:r>
         <w:pict w14:anchorId="217D1665">
-          <v:rect id="_x0000_i1349" style="width:0;height:1.5pt" o:hralign="center" o:hrstd="t" o:hrnoshade="t" o:hr="t" fillcolor="#1b1c1d" stroked="f"/>
+          <v:rect id="_x0000_i1079" style="width:0;height:1.5pt" o:hralign="center" o:hrstd="t" o:hrnoshade="t" o:hr="t" fillcolor="#1b1c1d" stroked="f"/>
         </w:pict>
       </w:r>
     </w:p>
@@ -25783,14 +25760,7 @@
         <w:rPr>
           <w:lang w:val="en-US"/>
         </w:rPr>
-        <w:t xml:space="preserve">124.A company has a highly dynamic batch processing job that uses many Amazon EC2 instances to complete it. The job is stateless in nature, can be started and stopped at any given time with no negative impact, and </w:t>
-      </w:r>
-      <w:r>
-        <w:rPr>
-          <w:lang w:val="en-US"/>
-        </w:rPr>
-        <w:lastRenderedPageBreak/>
-        <w:t>typically takes upwards of 60 minutes total to complete. The company has asked a solutions architect to design a scalable and cost-effective solution that meets the requirements of the job.</w:t>
+        <w:t>124.A company has a highly dynamic batch processing job that uses many Amazon EC2 instances to complete it. The job is stateless in nature, can be started and stopped at any given time with no negative impact, and typically takes upwards of 60 minutes total to complete. The company has asked a solutions architect to design a scalable and cost-effective solution that meets the requirements of the job.</w:t>
       </w:r>
     </w:p>
     <w:p>
@@ -25840,7 +25810,7 @@
     <w:p>
       <w:r>
         <w:pict w14:anchorId="0862A762">
-          <v:rect id="_x0000_i1363" style="width:0;height:1.5pt" o:hralign="center" o:hrstd="t" o:hrnoshade="t" o:hr="t" fillcolor="#1b1c1d" stroked="f"/>
+          <v:rect id="_x0000_i1080" style="width:0;height:1.5pt" o:hralign="center" o:hrstd="t" o:hrnoshade="t" o:hr="t" fillcolor="#1b1c1d" stroked="f"/>
         </w:pict>
       </w:r>
     </w:p>
@@ -25950,7 +25920,7 @@
     <w:p>
       <w:r>
         <w:pict w14:anchorId="4BBC224F">
-          <v:rect id="_x0000_i1364" style="width:0;height:1.5pt" o:hralign="center" o:hrstd="t" o:hrnoshade="t" o:hr="t" fillcolor="#1b1c1d" stroked="f"/>
+          <v:rect id="_x0000_i1081" style="width:0;height:1.5pt" o:hralign="center" o:hrstd="t" o:hrnoshade="t" o:hr="t" fillcolor="#1b1c1d" stroked="f"/>
         </w:pict>
       </w:r>
     </w:p>
@@ -26301,9 +26271,8 @@
     </w:p>
     <w:p>
       <w:r>
-        <w:lastRenderedPageBreak/>
         <w:pict w14:anchorId="5866F5B0">
-          <v:rect id="_x0000_i1385" style="width:0;height:1.5pt" o:hralign="center" o:hrstd="t" o:hrnoshade="t" o:hr="t" fillcolor="#1b1c1d" stroked="f"/>
+          <v:rect id="_x0000_i1082" style="width:0;height:1.5pt" o:hralign="center" o:hrstd="t" o:hrnoshade="t" o:hr="t" fillcolor="#1b1c1d" stroked="f"/>
         </w:pict>
       </w:r>
     </w:p>
@@ -26421,7 +26390,7 @@
     <w:p>
       <w:r>
         <w:pict w14:anchorId="00EC4DE3">
-          <v:rect id="_x0000_i1386" style="width:0;height:1.5pt" o:hralign="center" o:hrstd="t" o:hrnoshade="t" o:hr="t" fillcolor="#1b1c1d" stroked="f"/>
+          <v:rect id="_x0000_i1083" style="width:0;height:1.5pt" o:hralign="center" o:hrstd="t" o:hrnoshade="t" o:hr="t" fillcolor="#1b1c1d" stroked="f"/>
         </w:pict>
       </w:r>
     </w:p>
@@ -26526,7 +26495,7 @@
     <w:p>
       <w:r>
         <w:pict w14:anchorId="0474B4FE">
-          <v:rect id="_x0000_i1387" style="width:0;height:1.5pt" o:hralign="center" o:hrstd="t" o:hrnoshade="t" o:hr="t" fillcolor="#1b1c1d" stroked="f"/>
+          <v:rect id="_x0000_i1084" style="width:0;height:1.5pt" o:hralign="center" o:hrstd="t" o:hrnoshade="t" o:hr="t" fillcolor="#1b1c1d" stroked="f"/>
         </w:pict>
       </w:r>
     </w:p>
@@ -26629,7 +26598,6 @@
           <w:b/>
           <w:bCs/>
         </w:rPr>
-        <w:lastRenderedPageBreak/>
         <w:t>D. Configure a VPC with one public subnet, one private subnet, and two NAT gateways across two Availability Zones. Deploy an Application Load Balancer in the public subnet.</w:t>
       </w:r>
     </w:p>
@@ -26815,7 +26783,7 @@
     <w:p>
       <w:r>
         <w:pict w14:anchorId="0B837D4B">
-          <v:rect id="_x0000_i1397" style="width:0;height:1.5pt" o:hralign="center" o:hrstd="t" o:hrnoshade="t" o:hr="t" fillcolor="#1b1c1d" stroked="f"/>
+          <v:rect id="_x0000_i1085" style="width:0;height:1.5pt" o:hralign="center" o:hrstd="t" o:hrnoshade="t" o:hr="t" fillcolor="#1b1c1d" stroked="f"/>
         </w:pict>
       </w:r>
     </w:p>
@@ -26909,11 +26877,7 @@
         </w:numPr>
       </w:pPr>
       <w:r>
-        <w:t xml:space="preserve">This is incorrect because it violates the requirement for high availability. S3 One Zone-IA stores data in a single Availability Zone. If that AZ were to fail, the data would be lost. The most recent 2 </w:t>
-      </w:r>
-      <w:r>
-        <w:lastRenderedPageBreak/>
-        <w:t>years of data must be highly available, which requires a storage class that is replicated across multiple AZs (like S3 Standard or S3 Standard-IA).</w:t>
+        <w:t>This is incorrect because it violates the requirement for high availability. S3 One Zone-IA stores data in a single Availability Zone. If that AZ were to fail, the data would be lost. The most recent 2 years of data must be highly available, which requires a storage class that is replicated across multiple AZs (like S3 Standard or S3 Standard-IA).</w:t>
       </w:r>
     </w:p>
     <w:p>
@@ -27037,7 +27001,7 @@
     <w:p>
       <w:r>
         <w:pict w14:anchorId="433AD920">
-          <v:rect id="_x0000_i1411" style="width:0;height:1.5pt" o:hralign="center" o:hrstd="t" o:hrnoshade="t" o:hr="t" fillcolor="#1b1c1d" stroked="f"/>
+          <v:rect id="_x0000_i1086" style="width:0;height:1.5pt" o:hralign="center" o:hrstd="t" o:hrnoshade="t" o:hr="t" fillcolor="#1b1c1d" stroked="f"/>
         </w:pict>
       </w:r>
     </w:p>
@@ -27249,7 +27213,7 @@
     <w:p>
       <w:r>
         <w:pict w14:anchorId="43A868DB">
-          <v:rect id="_x0000_i1412" style="width:0;height:1.5pt" o:hralign="center" o:hrstd="t" o:hrnoshade="t" o:hr="t" fillcolor="#1b1c1d" stroked="f"/>
+          <v:rect id="_x0000_i1087" style="width:0;height:1.5pt" o:hralign="center" o:hrstd="t" o:hrnoshade="t" o:hr="t" fillcolor="#1b1c1d" stroked="f"/>
         </w:pict>
       </w:r>
     </w:p>
@@ -27491,11 +27455,7 @@
         <w:t>EC2 instance</w:t>
       </w:r>
       <w:r>
-        <w:t xml:space="preserve"> is stopped or terminated. This makes it unsuitable for a video processing workflow </w:t>
-      </w:r>
-      <w:r>
-        <w:lastRenderedPageBreak/>
-        <w:t xml:space="preserve">where you need to persist data. Second, it suggests </w:t>
+        <w:t xml:space="preserve"> is stopped or terminated. This makes it unsuitable for a video processing workflow where you need to persist data. Second, it suggests </w:t>
       </w:r>
       <w:r>
         <w:rPr>
@@ -27694,7 +27654,19 @@
         <w:rPr>
           <w:lang w:val="en-US"/>
         </w:rPr>
-        <w:t xml:space="preserve">129.A company is running a multi-tier web application on premises. The web application is containerized and runs on </w:t>
+        <w:t>129.</w:t>
+      </w:r>
+      <w:r>
+        <w:rPr>
+          <w:lang w:val="en-US"/>
+        </w:rPr>
+        <w:t xml:space="preserve"> </w:t>
+      </w:r>
+      <w:r>
+        <w:rPr>
+          <w:lang w:val="en-US"/>
+        </w:rPr>
+        <w:t xml:space="preserve">A company is running a multi-tier web application on premises. The web application is containerized and runs on </w:t>
       </w:r>
       <w:proofErr w:type="gramStart"/>
       <w:r>
@@ -27806,7 +27778,7 @@
     <w:p>
       <w:r>
         <w:pict w14:anchorId="5B6DA0FA">
-          <v:rect id="_x0000_i1427" style="width:0;height:1.5pt" o:hralign="center" o:hrstd="t" o:hrnoshade="t" o:hr="t" fillcolor="#1b1c1d" stroked="f"/>
+          <v:rect id="_x0000_i1088" style="width:0;height:1.5pt" o:hralign="center" o:hrstd="t" o:hrnoshade="t" o:hr="t" fillcolor="#1b1c1d" stroked="f"/>
         </w:pict>
       </w:r>
     </w:p>
@@ -28142,9 +28114,8 @@
     </w:p>
     <w:p>
       <w:r>
-        <w:lastRenderedPageBreak/>
         <w:pict w14:anchorId="17C5820C">
-          <v:rect id="_x0000_i1428" style="width:0;height:1.5pt" o:hralign="center" o:hrstd="t" o:hrnoshade="t" o:hr="t" fillcolor="#1b1c1d" stroked="f"/>
+          <v:rect id="_x0000_i1089" style="width:0;height:1.5pt" o:hralign="center" o:hrstd="t" o:hrnoshade="t" o:hr="t" fillcolor="#1b1c1d" stroked="f"/>
         </w:pict>
       </w:r>
     </w:p>
@@ -28405,21 +28376,19 @@
         <w:rPr>
           <w:lang w:val="en-US"/>
         </w:rPr>
-        <w:t>130</w:t>
-      </w:r>
-      <w:proofErr w:type="gramStart"/>
-      <w:r>
-        <w:rPr>
-          <w:lang w:val="en-US"/>
-        </w:rPr>
-        <w:t>.An</w:t>
-      </w:r>
-      <w:proofErr w:type="gramEnd"/>
-      <w:r>
-        <w:rPr>
-          <w:lang w:val="en-US"/>
-        </w:rPr>
-        <w:t xml:space="preserve"> application runs on Amazon EC2 instances across multiple Availability Zonas. The instances run in an Amazon EC2 Auto Scaling group behind an Application Load Balancer. The application performs best when the CPU utilization of the EC2 instances is at or near 40%.</w:t>
+        <w:t>130.</w:t>
+      </w:r>
+      <w:r>
+        <w:rPr>
+          <w:lang w:val="en-US"/>
+        </w:rPr>
+        <w:t xml:space="preserve"> </w:t>
+      </w:r>
+      <w:r>
+        <w:rPr>
+          <w:lang w:val="en-US"/>
+        </w:rPr>
+        <w:t>An application runs on Amazon EC2 instances across multiple Availability Zonas. The instances run in an Amazon EC2 Auto Scaling group behind an Application Load Balancer. The application performs best when the CPU utilization of the EC2 instances is at or near 40%.</w:t>
       </w:r>
     </w:p>
     <w:p>
@@ -28561,7 +28530,7 @@
     <w:p>
       <w:r>
         <w:pict w14:anchorId="79F99174">
-          <v:rect id="_x0000_i1437" style="width:0;height:1.5pt" o:hralign="center" o:hrstd="t" o:hrnoshade="t" o:hr="t" fillcolor="#1b1c1d" stroked="f"/>
+          <v:rect id="_x0000_i1090" style="width:0;height:1.5pt" o:hralign="center" o:hrstd="t" o:hrnoshade="t" o:hr="t" fillcolor="#1b1c1d" stroked="f"/>
         </w:pict>
       </w:r>
     </w:p>
@@ -46613,6 +46582,7 @@
   <w:style w:type="character" w:default="1" w:styleId="DefaultParagraphFont">
     <w:name w:val="Default Paragraph Font"/>
     <w:uiPriority w:val="1"/>
+    <w:semiHidden/>
     <w:unhideWhenUsed/>
   </w:style>
   <w:style w:type="table" w:default="1" w:styleId="TableNormal">
